--- a/chapter-prework/Lit-scaffold - chapter draft.docx
+++ b/chapter-prework/Lit-scaffold - chapter draft.docx
@@ -716,7 +716,20 @@
         <w:t xml:space="preserve">Wrona et al. 2025, Sustainability</w:t>
       </w:r>
       <w:r>
-        <w:t xml:space="preserve"> — Quantifies barometric tendency vs. CO₂ correlations (R² ≈ 0.67 hPa/h vs. CO₂; 0.81 for emission flow). These values define the upper bound on barometric variance and constrain the residual hydrological signal available for the chapter's analysis.</w:t>
+        <w:t xml:space="preserve"> — Quantifies barometric tendency vs. CO₂ correlations (R² ≈ 0.67 hPa/h vs. CO₂; 0.81 for emission flow). </w:t>
+      </w:r>
+      <w:del w:id="9003" w:author="Claude" w:date="2026-07-03T00:00:00Z">
+        <w:r>
+          <w:delText xml:space="preserve">These values define the upper bound on barometric variance and constrain</w:delText>
+        </w:r>
+      </w:del>
+      <w:ins w:id="9004" w:author="Claude" w:date="2026-07-03T00:00:00Z">
+        <w:r>
+          <w:t xml:space="preserve">These values provide an analogue-site reference for the barometric share of variance and constrain</w:t>
+        </w:r>
+      </w:ins>
+      <w:r>
+        <w:t xml:space="preserve"> the residual hydrological signal available for the chapter's analysis.</w:t>
       </w:r>
       <w:r>
         <w:rPr>
@@ -857,7 +870,20 @@
         <w:spacing w:after="160"/>
       </w:pPr>
       <w:r>
-        <w:t xml:space="preserve">Barometric pumping is the principal confound and the chapter's first decomposition target. Wrona et al. (2025) report 67–81% of CO₂ variance explained by atmospheric-pressure proxies in a Polish closed-shaft analogue; this defines the upper bound on what can plausibly be attributed to non-pressure drivers at the Kerkrade site. The chapter handles this as follows: (i) regress CO₂ on pressure level and rate-of-change to extract the pressure-explained variance; (ii) treat the residual as the candidate hydrological signal; (iii) characterize the residual's structure across the non-CO₂ channels (Eryilmaz redundancy); (iv) propagate uncertainty in the decomposition through to the transfer experiment. The methods chapter must defend this two-stage decomposition explicitly — examiners will probe whether pressure-CO₂ coupling can be cleanly separated from hydrological coupling, given that storm-driven pressure drops and storm-driven groundwater response are themselves correlated.</w:t>
+        <w:t xml:space="preserve">Barometric pumping is the principal confound and the chapter's first decomposition target. Wrona et al. (2025) report 67–81% of CO₂ variance explained by atmospheric-pressure proxies in a Polish closed-shaft analogue; </w:t>
+      </w:r>
+      <w:del w:id="9001" w:author="Claude" w:date="2026-07-03T00:00:00Z">
+        <w:r>
+          <w:delText xml:space="preserve">this defines the upper bound on what can plausibly be attributed to non-pressure drivers at the Kerkrade site.</w:delText>
+        </w:r>
+      </w:del>
+      <w:ins w:id="9002" w:author="Claude" w:date="2026-07-03T00:00:00Z">
+        <w:r>
+          <w:t xml:space="preserve">this provides a reference point from the closest published analogue rather than a bound for the Kerkrade site, whose pressure-explained variance is estimated directly in Stage 1.</w:t>
+        </w:r>
+      </w:ins>
+      <w:r>
+        <w:t xml:space="preserve"> The chapter handles this as follows: (i) regress CO₂ on pressure level and rate-of-change to extract the pressure-explained variance; (ii) treat the residual as the candidate hydrological signal; (iii) characterize the residual's structure across the non-CO₂ channels (Eryilmaz redundancy); (iv) propagate uncertainty in the decomposition through to the transfer experiment. The methods chapter must defend this two-stage decomposition explicitly — examiners will probe whether pressure-CO₂ coupling can be cleanly separated from hydrological coupling, given that storm-driven pressure drops and storm-driven groundwater response are themselves correlated.</w:t>
       </w:r>
     </w:p>
     <w:p>
@@ -1380,7 +1406,20 @@
         <w:t xml:space="preserve">(ii) Goswami et al. 2023 (tsadams) unsupervised model selection</w:t>
       </w:r>
       <w:r>
-        <w:t xml:space="preserve"> — Synthetic-anomaly-injection surrogate metric used to choose among SARIMAX residuals, Kalman innovations, and Isolation Forest scores without labels. Defensible alternative to label-dependent AUC/PR.</w:t>
+        <w:t xml:space="preserve"> — </w:t>
+      </w:r>
+      <w:del w:id="9007" w:author="Claude" w:date="2026-07-03T00:00:00Z">
+        <w:r>
+          <w:delText xml:space="preserve">Synthetic-anomaly-injection surrogate metric used to choose among SARIMAX residuals, Kalman innovations, and Isolation Forest scores without labels.</w:delText>
+        </w:r>
+      </w:del>
+      <w:ins w:id="9008" w:author="Claude" w:date="2026-07-03T00:00:00Z">
+        <w:r>
+          <w:t xml:space="preserve">A tsadams-style synthetic-anomaly-injection surrogate ranking, implemented in the pipeline’s injection harness, used to choose among SARIMAX residuals, Kalman innovations, and Isolation Forest scores without labels.</w:t>
+        </w:r>
+      </w:ins>
+      <w:r>
+        <w:t xml:space="preserve"> Defensible alternative to label-dependent AUC/PR.</w:t>
       </w:r>
     </w:p>
     <w:p>
@@ -1400,8 +1439,18 @@
         <w:t xml:space="preserve">(iii) Modern synthetic-anomaly injection</w:t>
       </w:r>
       <w:r>
-        <w:t xml:space="preserve"> — GenIAS (Darban et al. 2025), CutAddPaste (Wang et al. 2024), NCAD (Carmona et al. 2022) used to stress-test detector calibration under known anomaly types.</w:t>
-      </w:r>
+        <w:t xml:space="preserve"> — </w:t>
+      </w:r>
+      <w:del w:id="9005" w:author="Claude" w:date="2026-07-03T00:00:00Z">
+        <w:r>
+          <w:delText xml:space="preserve">GenIAS (Darban et al. 2025), CutAddPaste (Wang et al. 2024), NCAD (Carmona et al. 2022) used to stress-test detector calibration under known anomaly types.</w:delText>
+        </w:r>
+      </w:del>
+      <w:ins w:id="9006" w:author="Claude" w:date="2026-07-03T00:00:00Z">
+        <w:r>
+          <w:t xml:space="preserve">Deterministic Gaussian-burst, cut-add-paste, and level-shift templates in the spirit of CutAddPaste (Wang et al. 2024), NCAD (Carmona et al. 2022), and GenIAS (Darban et al. 2025), used to stress-test detector calibration under known anomaly types; the injection harness refits the actual pipeline detectors on the injected series.</w:t>
+        </w:r>
+      </w:ins>
       <w:r>
         <w:rPr>
           <w:color w:val="808080"/>
@@ -3628,7 +3677,32 @@
           <w:b/>
           <w:bCs/>
         </w:rPr>
-        <w:t xml:space="preserve">Gap C — No published environmental-sensor TSAD study combining SARIMAX + Kalman + Isolation Forest as a triangulating ensemble.</w:t>
+        <w:t xml:space="preserve">Gap C — </w:t>
+      </w:r>
+      <w:del w:id="9011" w:author="Claude" w:date="2026-07-03T00:00:00Z">
+        <w:r>
+          <w:rPr>
+            <w:b/>
+            <w:bCs/>
+          </w:rPr>
+          <w:delText xml:space="preserve">No published environmental-sensor TSAD study combining</w:delText>
+        </w:r>
+      </w:del>
+      <w:ins w:id="9012" w:author="Claude" w:date="2026-07-03T00:00:00Z">
+        <w:r>
+          <w:rPr>
+            <w:b/>
+            <w:bCs/>
+          </w:rPr>
+          <w:t xml:space="preserve">To our knowledge, no published environmental-sensor TSAD study combining</w:t>
+        </w:r>
+      </w:ins>
+      <w:r>
+        <w:rPr>
+          <w:b/>
+          <w:bCs/>
+        </w:rPr>
+        <w:t xml:space="preserve"> SARIMAX + Kalman + Isolation Forest as a triangulating ensemble.</w:t>
       </w:r>
       <w:r>
         <w:t xml:space="preserve"> — Hill &amp; Minsker, Russo et al., and the deep-learning environmental papers do not use this specific three-model agreement-based methodology.</w:t>
@@ -3765,8 +3839,18 @@
         <w:t xml:space="preserve">Multivariate IoT sensor data, Kerkrade basement</w:t>
       </w:r>
       <w:r>
-        <w:t xml:space="preserve"> — CO₂ plus other AQ channels (temperature, humidity, pressure, PM2.5/PM10, possibly VOCs/NO₂). Jan 2025 to present, ~17 months, raw CSV / API.</w:t>
-      </w:r>
+        <w:t xml:space="preserve"> — CO₂ plus other AQ channels (temperature, humidity, pressure, PM2.5/PM10, possibly VOCs/NO₂). </w:t>
+      </w:r>
+      <w:del w:id="9013" w:author="Claude" w:date="2026-07-03T00:00:00Z">
+        <w:r>
+          <w:delText xml:space="preserve">Jan 2025 to present, ~17 months, raw CSV / API.</w:delText>
+        </w:r>
+      </w:del>
+      <w:ins w:id="9014" w:author="Claude" w:date="2026-07-03T00:00:00Z">
+        <w:r>
+          <w:t xml:space="preserve">Jan 2025 to present nominally; the usable joined record is ~3,700 hourly observations in three contiguous blocks (Feb 2025; Jun–Oct 2025; Mar–Apr 2026) separated by capture outages, the longest ~160 days. Raw CSV / API. Analyses fit within contiguous blocks; capture restoration is pending.</w:t>
+        </w:r>
+      </w:ins>
     </w:p>
     <w:p>
       <w:pPr>
@@ -4190,8 +4274,18 @@
         <w:spacing w:after="160"/>
       </w:pPr>
       <w:r>
-        <w:t xml:space="preserve">The chapter follows FAIR principles. Public data are licensed for redistribution; sensor data subject to relevant privacy / property-owner agreements. Processed datasets, code, and model outputs will be released on Zenodo at chapter submission; pre-processing pipelines documented as a separate methods appendix. The transfer experiment will be specified before transfer-site data are inspected, to avoid post-hoc selection effects.</w:t>
-      </w:r>
+        <w:t xml:space="preserve">The chapter follows FAIR principles. Public data are licensed for redistribution; sensor data subject to relevant privacy / property-owner agreements. Processed datasets, code, and model outputs will be released on Zenodo at chapter submission; pre-processing pipelines documented as a separate methods appendix. </w:t>
+      </w:r>
+      <w:del w:id="9009" w:author="Claude" w:date="2026-07-03T00:00:00Z">
+        <w:r>
+          <w:delText xml:space="preserve">The transfer experiment will be specified before transfer-site data are inspected, to avoid post-hoc selection effects.</w:delText>
+        </w:r>
+      </w:del>
+      <w:ins w:id="9010" w:author="Claude" w:date="2026-07-03T00:00:00Z">
+        <w:r>
+          <w:t xml:space="preserve">The transfer experiment was preregistered (repo documentation, 2026-06-17) before any transfer results were interpreted; because transfer-site availability had already been examined during ingestion, the preregistration binds interpretation and evaluation choices rather than first data contact.</w:t>
+        </w:r>
+      </w:ins>
     </w:p>
     <w:p>
       <w:pPr>
